--- a/examples/multivariate/doc/04-arimax-regression-mv.docx
+++ b/examples/multivariate/doc/04-arimax-regression-mv.docx
@@ -706,7 +706,34 @@
         <w:pStyle w:val="FirstParagraph"/>
       </w:pPr>
       <w:r>
-        <w:t xml:space="preserve">Before the multivariate model, we keep a direct univariate</w:t>
+        <w:t xml:space="preserve">This notebook follows the same singular-experiment structure as the linear</w:t>
+      </w:r>
+      <w:r>
+        <w:t xml:space="preserve"> </w:t>
+      </w:r>
+      <w:r>
+        <w:t xml:space="preserve">regression example, but now the target model is</w:t>
+      </w:r>
+      <w:r>
+        <w:t xml:space="preserve"> </w:t>
+      </w:r>
+      <w:r>
+        <w:rPr>
+          <w:rStyle w:val="VerbatimChar"/>
+        </w:rPr>
+        <w:t xml:space="preserve">ARIMAX</w:t>
+      </w:r>
+      <w:r>
+        <w:t xml:space="preserve"> </w:t>
+      </w:r>
+      <w:r>
+        <w:t xml:space="preserve">and the auxiliary</w:t>
+      </w:r>
+      <w:r>
+        <w:t xml:space="preserve"> </w:t>
+      </w:r>
+      <w:r>
+        <w:t xml:space="preserve">paths are forecast by support models. Before that, we keep a direct univariate</w:t>
       </w:r>
       <w:r>
         <w:t xml:space="preserve"> </w:t>
@@ -721,13 +748,7 @@
         <w:t xml:space="preserve"> </w:t>
       </w:r>
       <w:r>
-        <w:t xml:space="preserve">baseline on</w:t>
-      </w:r>
-      <w:r>
-        <w:t xml:space="preserve"> </w:t>
-      </w:r>
-      <w:r>
-        <w:t xml:space="preserve">the target.</w:t>
+        <w:t xml:space="preserve">baseline on the target.</w:t>
       </w:r>
     </w:p>
     <w:p>
@@ -1361,7 +1382,7 @@
         <w:rPr>
           <w:rStyle w:val="NormalTok"/>
         </w:rPr>
-        <w:t xml:space="preserve">pred_5 </w:t>
+        <w:t xml:space="preserve">pred_1 </w:t>
       </w:r>
       <w:r>
         <w:rPr>
@@ -1403,7 +1424,7 @@
         <w:rPr>
           <w:rStyle w:val="DecValTok"/>
         </w:rPr>
-        <w:t xml:space="preserve">5</w:t>
+        <w:t xml:space="preserve">1</w:t>
       </w:r>
       <w:r>
         <w:rPr>
@@ -1418,7 +1439,7 @@
         <w:rPr>
           <w:rStyle w:val="NormalTok"/>
         </w:rPr>
-        <w:t xml:space="preserve">pred_5</w:t>
+        <w:t xml:space="preserve">pred_1</w:t>
       </w:r>
     </w:p>
     <w:p>
@@ -1429,7 +1450,187 @@
         <w:rPr>
           <w:rStyle w:val="VerbatimChar"/>
         </w:rPr>
-        <w:t xml:space="preserve">## [1] 0.5408026 0.4447323 0.3424647 0.2399858 0.1429504</w:t>
+        <w:t xml:space="preserve">## [1] 0.5408026</w:t>
+      </w:r>
+      <w:r>
+        <w:br/>
+      </w:r>
+      <w:r>
+        <w:rPr>
+          <w:rStyle w:val="VerbatimChar"/>
+        </w:rPr>
+        <w:t xml:space="preserve">## attr(,"y_name")</w:t>
+      </w:r>
+      <w:r>
+        <w:br/>
+      </w:r>
+      <w:r>
+        <w:rPr>
+          <w:rStyle w:val="VerbatimChar"/>
+        </w:rPr>
+        <w:t xml:space="preserve">## [1] "y"</w:t>
+      </w:r>
+      <w:r>
+        <w:br/>
+      </w:r>
+      <w:r>
+        <w:rPr>
+          <w:rStyle w:val="VerbatimChar"/>
+        </w:rPr>
+        <w:t xml:space="preserve">## attr(,"x_names")</w:t>
+      </w:r>
+      <w:r>
+        <w:br/>
+      </w:r>
+      <w:r>
+        <w:rPr>
+          <w:rStyle w:val="VerbatimChar"/>
+        </w:rPr>
+        <w:t xml:space="preserve">## [1] "x1" "x2"</w:t>
+      </w:r>
+      <w:r>
+        <w:br/>
+      </w:r>
+      <w:r>
+        <w:rPr>
+          <w:rStyle w:val="VerbatimChar"/>
+        </w:rPr>
+        <w:t xml:space="preserve">## attr(,"variables")</w:t>
+      </w:r>
+      <w:r>
+        <w:br/>
+      </w:r>
+      <w:r>
+        <w:rPr>
+          <w:rStyle w:val="VerbatimChar"/>
+        </w:rPr>
+        <w:t xml:space="preserve">## [1] "y"  "x1" "x2"</w:t>
+      </w:r>
+      <w:r>
+        <w:br/>
+      </w:r>
+      <w:r>
+        <w:rPr>
+          <w:rStyle w:val="VerbatimChar"/>
+        </w:rPr>
+        <w:t xml:space="preserve">## attr(,"steps_ahead")</w:t>
+      </w:r>
+      <w:r>
+        <w:br/>
+      </w:r>
+      <w:r>
+        <w:rPr>
+          <w:rStyle w:val="VerbatimChar"/>
+        </w:rPr>
+        <w:t xml:space="preserve">## [1] 1</w:t>
+      </w:r>
+      <w:r>
+        <w:br/>
+      </w:r>
+      <w:r>
+        <w:rPr>
+          <w:rStyle w:val="VerbatimChar"/>
+        </w:rPr>
+        <w:t xml:space="preserve">## attr(,"prediction_x")</w:t>
+      </w:r>
+      <w:r>
+        <w:br/>
+      </w:r>
+      <w:r>
+        <w:rPr>
+          <w:rStyle w:val="VerbatimChar"/>
+        </w:rPr>
+        <w:t xml:space="preserve">## attr(,"prediction_x")$x1</w:t>
+      </w:r>
+      <w:r>
+        <w:br/>
+      </w:r>
+      <w:r>
+        <w:rPr>
+          <w:rStyle w:val="VerbatimChar"/>
+        </w:rPr>
+        <w:t xml:space="preserve">## [1] 0.3957914</w:t>
+      </w:r>
+      <w:r>
+        <w:br/>
+      </w:r>
+      <w:r>
+        <w:rPr>
+          <w:rStyle w:val="VerbatimChar"/>
+        </w:rPr>
+        <w:t xml:space="preserve">## </w:t>
+      </w:r>
+      <w:r>
+        <w:br/>
+      </w:r>
+      <w:r>
+        <w:rPr>
+          <w:rStyle w:val="VerbatimChar"/>
+        </w:rPr>
+        <w:t xml:space="preserve">## attr(,"prediction_x")$x2</w:t>
+      </w:r>
+      <w:r>
+        <w:br/>
+      </w:r>
+      <w:r>
+        <w:rPr>
+          <w:rStyle w:val="VerbatimChar"/>
+        </w:rPr>
+        <w:t xml:space="preserve">## [1] 0.6205202</w:t>
+      </w:r>
+      <w:r>
+        <w:br/>
+      </w:r>
+      <w:r>
+        <w:rPr>
+          <w:rStyle w:val="VerbatimChar"/>
+        </w:rPr>
+        <w:t xml:space="preserve">## </w:t>
+      </w:r>
+      <w:r>
+        <w:br/>
+      </w:r>
+      <w:r>
+        <w:rPr>
+          <w:rStyle w:val="VerbatimChar"/>
+        </w:rPr>
+        <w:t xml:space="preserve">## attr(,"system")</w:t>
+      </w:r>
+      <w:r>
+        <w:br/>
+      </w:r>
+      <w:r>
+        <w:rPr>
+          <w:rStyle w:val="VerbatimChar"/>
+        </w:rPr>
+        <w:t xml:space="preserve">##           y        x1        x2</w:t>
+      </w:r>
+      <w:r>
+        <w:br/>
+      </w:r>
+      <w:r>
+        <w:rPr>
+          <w:rStyle w:val="VerbatimChar"/>
+        </w:rPr>
+        <w:t xml:space="preserve">## 1 0.5408026 0.3957914 0.6205202</w:t>
+      </w:r>
+      <w:r>
+        <w:br/>
+      </w:r>
+      <w:r>
+        <w:rPr>
+          <w:rStyle w:val="VerbatimChar"/>
+        </w:rPr>
+        <w:t xml:space="preserve">## attr(,"class")</w:t>
+      </w:r>
+      <w:r>
+        <w:br/>
+      </w:r>
+      <w:r>
+        <w:rPr>
+          <w:rStyle w:val="VerbatimChar"/>
+        </w:rPr>
+        <w:t xml:space="preserve">## [1] "ts_mv_prediction" "numeric"</w:t>
       </w:r>
     </w:p>
     <w:p>
@@ -1440,7 +1641,7 @@
         <w:rPr>
           <w:rStyle w:val="NormalTok"/>
         </w:rPr>
-        <w:t xml:space="preserve">pred_all </w:t>
+        <w:t xml:space="preserve">pred_5 </w:t>
       </w:r>
       <w:r>
         <w:rPr>
@@ -1488,30 +1689,6 @@
         <w:rPr>
           <w:rStyle w:val="NormalTok"/>
         </w:rPr>
-        <w:t xml:space="preserve">, </w:t>
-      </w:r>
-      <w:r>
-        <w:rPr>
-          <w:rStyle w:val="AttributeTok"/>
-        </w:rPr>
-        <w:t xml:space="preserve">return_all =</w:t>
-      </w:r>
-      <w:r>
-        <w:rPr>
-          <w:rStyle w:val="NormalTok"/>
-        </w:rPr>
-        <w:t xml:space="preserve"> </w:t>
-      </w:r>
-      <w:r>
-        <w:rPr>
-          <w:rStyle w:val="ConstantTok"/>
-        </w:rPr>
-        <w:t xml:space="preserve">TRUE</w:t>
-      </w:r>
-      <w:r>
-        <w:rPr>
-          <w:rStyle w:val="NormalTok"/>
-        </w:rPr>
         <w:t xml:space="preserve">)</w:t>
       </w:r>
       <w:r>
@@ -1521,7 +1698,7 @@
         <w:rPr>
           <w:rStyle w:val="NormalTok"/>
         </w:rPr>
-        <w:t xml:space="preserve">pred_all</w:t>
+        <w:t xml:space="preserve">pred_5</w:t>
       </w:r>
     </w:p>
     <w:p>
@@ -1532,15 +1709,6 @@
         <w:rPr>
           <w:rStyle w:val="VerbatimChar"/>
         </w:rPr>
-        <w:t xml:space="preserve">## $y</w:t>
-      </w:r>
-      <w:r>
-        <w:br/>
-      </w:r>
-      <w:r>
-        <w:rPr>
-          <w:rStyle w:val="VerbatimChar"/>
-        </w:rPr>
         <w:t xml:space="preserve">## [1] 0.5408026 0.4447323 0.3424647 0.2399858 0.1429504</w:t>
       </w:r>
       <w:r>
@@ -1550,6 +1718,105 @@
         <w:rPr>
           <w:rStyle w:val="VerbatimChar"/>
         </w:rPr>
+        <w:t xml:space="preserve">## attr(,"y_name")</w:t>
+      </w:r>
+      <w:r>
+        <w:br/>
+      </w:r>
+      <w:r>
+        <w:rPr>
+          <w:rStyle w:val="VerbatimChar"/>
+        </w:rPr>
+        <w:t xml:space="preserve">## [1] "y"</w:t>
+      </w:r>
+      <w:r>
+        <w:br/>
+      </w:r>
+      <w:r>
+        <w:rPr>
+          <w:rStyle w:val="VerbatimChar"/>
+        </w:rPr>
+        <w:t xml:space="preserve">## attr(,"x_names")</w:t>
+      </w:r>
+      <w:r>
+        <w:br/>
+      </w:r>
+      <w:r>
+        <w:rPr>
+          <w:rStyle w:val="VerbatimChar"/>
+        </w:rPr>
+        <w:t xml:space="preserve">## [1] "x1" "x2"</w:t>
+      </w:r>
+      <w:r>
+        <w:br/>
+      </w:r>
+      <w:r>
+        <w:rPr>
+          <w:rStyle w:val="VerbatimChar"/>
+        </w:rPr>
+        <w:t xml:space="preserve">## attr(,"variables")</w:t>
+      </w:r>
+      <w:r>
+        <w:br/>
+      </w:r>
+      <w:r>
+        <w:rPr>
+          <w:rStyle w:val="VerbatimChar"/>
+        </w:rPr>
+        <w:t xml:space="preserve">## [1] "y"  "x1" "x2"</w:t>
+      </w:r>
+      <w:r>
+        <w:br/>
+      </w:r>
+      <w:r>
+        <w:rPr>
+          <w:rStyle w:val="VerbatimChar"/>
+        </w:rPr>
+        <w:t xml:space="preserve">## attr(,"steps_ahead")</w:t>
+      </w:r>
+      <w:r>
+        <w:br/>
+      </w:r>
+      <w:r>
+        <w:rPr>
+          <w:rStyle w:val="VerbatimChar"/>
+        </w:rPr>
+        <w:t xml:space="preserve">## [1] 5</w:t>
+      </w:r>
+      <w:r>
+        <w:br/>
+      </w:r>
+      <w:r>
+        <w:rPr>
+          <w:rStyle w:val="VerbatimChar"/>
+        </w:rPr>
+        <w:t xml:space="preserve">## attr(,"prediction_x")</w:t>
+      </w:r>
+      <w:r>
+        <w:br/>
+      </w:r>
+      <w:r>
+        <w:rPr>
+          <w:rStyle w:val="VerbatimChar"/>
+        </w:rPr>
+        <w:t xml:space="preserve">## attr(,"prediction_x")$x1</w:t>
+      </w:r>
+      <w:r>
+        <w:br/>
+      </w:r>
+      <w:r>
+        <w:rPr>
+          <w:rStyle w:val="VerbatimChar"/>
+        </w:rPr>
+        <w:t xml:space="preserve">## [1] 0.3957914 0.3801112 0.3650522 0.3505898 0.3367004</w:t>
+      </w:r>
+      <w:r>
+        <w:br/>
+      </w:r>
+      <w:r>
+        <w:rPr>
+          <w:rStyle w:val="VerbatimChar"/>
+        </w:rPr>
         <w:t xml:space="preserve">## </w:t>
       </w:r>
       <w:r>
@@ -1559,25 +1826,16 @@
         <w:rPr>
           <w:rStyle w:val="VerbatimChar"/>
         </w:rPr>
-        <w:t xml:space="preserve">## $x</w:t>
-      </w:r>
-      <w:r>
-        <w:br/>
-      </w:r>
-      <w:r>
-        <w:rPr>
-          <w:rStyle w:val="VerbatimChar"/>
-        </w:rPr>
-        <w:t xml:space="preserve">## $x$x1</w:t>
-      </w:r>
-      <w:r>
-        <w:br/>
-      </w:r>
-      <w:r>
-        <w:rPr>
-          <w:rStyle w:val="VerbatimChar"/>
-        </w:rPr>
-        <w:t xml:space="preserve">## [1] 0.3957914 0.3801112 0.3650522 0.3505898 0.3367004</w:t>
+        <w:t xml:space="preserve">## attr(,"prediction_x")$x2</w:t>
+      </w:r>
+      <w:r>
+        <w:br/>
+      </w:r>
+      <w:r>
+        <w:rPr>
+          <w:rStyle w:val="VerbatimChar"/>
+        </w:rPr>
+        <w:t xml:space="preserve">## [1]  0.62052022  0.43144081  0.22783805  0.02292366 -0.17082088</w:t>
       </w:r>
       <w:r>
         <w:br/>
@@ -1595,34 +1853,61 @@
         <w:rPr>
           <w:rStyle w:val="VerbatimChar"/>
         </w:rPr>
-        <w:t xml:space="preserve">## $x$x2</w:t>
-      </w:r>
-      <w:r>
-        <w:br/>
-      </w:r>
-      <w:r>
-        <w:rPr>
-          <w:rStyle w:val="VerbatimChar"/>
-        </w:rPr>
-        <w:t xml:space="preserve">## [1]  0.62052022  0.43144081  0.22783805  0.02292366 -0.17082088</w:t>
-      </w:r>
-      <w:r>
-        <w:br/>
-      </w:r>
-      <w:r>
-        <w:rPr>
-          <w:rStyle w:val="VerbatimChar"/>
-        </w:rPr>
-        <w:t xml:space="preserve">## </w:t>
-      </w:r>
-      <w:r>
-        <w:br/>
-      </w:r>
-      <w:r>
-        <w:rPr>
-          <w:rStyle w:val="VerbatimChar"/>
-        </w:rPr>
-        <w:t xml:space="preserve">## </w:t>
+        <w:t xml:space="preserve">## attr(,"system")</w:t>
+      </w:r>
+      <w:r>
+        <w:br/>
+      </w:r>
+      <w:r>
+        <w:rPr>
+          <w:rStyle w:val="VerbatimChar"/>
+        </w:rPr>
+        <w:t xml:space="preserve">##           y        x1          x2</w:t>
+      </w:r>
+      <w:r>
+        <w:br/>
+      </w:r>
+      <w:r>
+        <w:rPr>
+          <w:rStyle w:val="VerbatimChar"/>
+        </w:rPr>
+        <w:t xml:space="preserve">## 1 0.5408026 0.3957914  0.62052022</w:t>
+      </w:r>
+      <w:r>
+        <w:br/>
+      </w:r>
+      <w:r>
+        <w:rPr>
+          <w:rStyle w:val="VerbatimChar"/>
+        </w:rPr>
+        <w:t xml:space="preserve">## 2 0.4447323 0.3801112  0.43144081</w:t>
+      </w:r>
+      <w:r>
+        <w:br/>
+      </w:r>
+      <w:r>
+        <w:rPr>
+          <w:rStyle w:val="VerbatimChar"/>
+        </w:rPr>
+        <w:t xml:space="preserve">## 3 0.3424647 0.3650522  0.22783805</w:t>
+      </w:r>
+      <w:r>
+        <w:br/>
+      </w:r>
+      <w:r>
+        <w:rPr>
+          <w:rStyle w:val="VerbatimChar"/>
+        </w:rPr>
+        <w:t xml:space="preserve">## 4 0.2399858 0.3505898  0.02292366</w:t>
+      </w:r>
+      <w:r>
+        <w:br/>
+      </w:r>
+      <w:r>
+        <w:rPr>
+          <w:rStyle w:val="VerbatimChar"/>
+        </w:rPr>
+        <w:t xml:space="preserve">## 5 0.1429504 0.3367004 -0.17082088</w:t>
       </w:r>
       <w:r>
         <w:br/>
@@ -1640,79 +1925,92 @@
         <w:rPr>
           <w:rStyle w:val="VerbatimChar"/>
         </w:rPr>
-        <w:t xml:space="preserve">## [1] "ts_mv_prediction"</w:t>
-      </w:r>
-      <w:r>
-        <w:br/>
-      </w:r>
-      <w:r>
-        <w:rPr>
-          <w:rStyle w:val="VerbatimChar"/>
-        </w:rPr>
-        <w:t xml:space="preserve">## attr(,"y_name")</w:t>
-      </w:r>
-      <w:r>
-        <w:br/>
-      </w:r>
-      <w:r>
-        <w:rPr>
-          <w:rStyle w:val="VerbatimChar"/>
-        </w:rPr>
-        <w:t xml:space="preserve">## [1] "y"</w:t>
-      </w:r>
-      <w:r>
-        <w:br/>
-      </w:r>
-      <w:r>
-        <w:rPr>
-          <w:rStyle w:val="VerbatimChar"/>
-        </w:rPr>
-        <w:t xml:space="preserve">## attr(,"x_names")</w:t>
-      </w:r>
-      <w:r>
-        <w:br/>
-      </w:r>
-      <w:r>
-        <w:rPr>
-          <w:rStyle w:val="VerbatimChar"/>
-        </w:rPr>
-        <w:t xml:space="preserve">## [1] "x1" "x2"</w:t>
-      </w:r>
-      <w:r>
-        <w:br/>
-      </w:r>
-      <w:r>
-        <w:rPr>
-          <w:rStyle w:val="VerbatimChar"/>
-        </w:rPr>
-        <w:t xml:space="preserve">## attr(,"variables")</w:t>
-      </w:r>
-      <w:r>
-        <w:br/>
-      </w:r>
-      <w:r>
-        <w:rPr>
-          <w:rStyle w:val="VerbatimChar"/>
-        </w:rPr>
-        <w:t xml:space="preserve">## [1] "y"  "x1" "x2"</w:t>
-      </w:r>
-      <w:r>
-        <w:br/>
-      </w:r>
-      <w:r>
-        <w:rPr>
-          <w:rStyle w:val="VerbatimChar"/>
-        </w:rPr>
-        <w:t xml:space="preserve">## attr(,"steps_ahead")</w:t>
-      </w:r>
-      <w:r>
-        <w:br/>
-      </w:r>
-      <w:r>
-        <w:rPr>
-          <w:rStyle w:val="VerbatimChar"/>
-        </w:rPr>
-        <w:t xml:space="preserve">## [1] 5</w:t>
+        <w:t xml:space="preserve">## [1] "ts_mv_prediction" "numeric"</w:t>
+      </w:r>
+    </w:p>
+    <w:p>
+      <w:pPr>
+        <w:pStyle w:val="SourceCode"/>
+      </w:pPr>
+      <w:r>
+        <w:rPr>
+          <w:rStyle w:val="FunctionTok"/>
+        </w:rPr>
+        <w:t xml:space="preserve">attr</w:t>
+      </w:r>
+      <w:r>
+        <w:rPr>
+          <w:rStyle w:val="NormalTok"/>
+        </w:rPr>
+        <w:t xml:space="preserve">(pred_5, </w:t>
+      </w:r>
+      <w:r>
+        <w:rPr>
+          <w:rStyle w:val="StringTok"/>
+        </w:rPr>
+        <w:t xml:space="preserve">"system"</w:t>
+      </w:r>
+      <w:r>
+        <w:rPr>
+          <w:rStyle w:val="NormalTok"/>
+        </w:rPr>
+        <w:t xml:space="preserve">)</w:t>
+      </w:r>
+    </w:p>
+    <w:p>
+      <w:pPr>
+        <w:pStyle w:val="SourceCode"/>
+      </w:pPr>
+      <w:r>
+        <w:rPr>
+          <w:rStyle w:val="VerbatimChar"/>
+        </w:rPr>
+        <w:t xml:space="preserve">##           y        x1          x2</w:t>
+      </w:r>
+      <w:r>
+        <w:br/>
+      </w:r>
+      <w:r>
+        <w:rPr>
+          <w:rStyle w:val="VerbatimChar"/>
+        </w:rPr>
+        <w:t xml:space="preserve">## 1 0.5408026 0.3957914  0.62052022</w:t>
+      </w:r>
+      <w:r>
+        <w:br/>
+      </w:r>
+      <w:r>
+        <w:rPr>
+          <w:rStyle w:val="VerbatimChar"/>
+        </w:rPr>
+        <w:t xml:space="preserve">## 2 0.4447323 0.3801112  0.43144081</w:t>
+      </w:r>
+      <w:r>
+        <w:br/>
+      </w:r>
+      <w:r>
+        <w:rPr>
+          <w:rStyle w:val="VerbatimChar"/>
+        </w:rPr>
+        <w:t xml:space="preserve">## 3 0.3424647 0.3650522  0.22783805</w:t>
+      </w:r>
+      <w:r>
+        <w:br/>
+      </w:r>
+      <w:r>
+        <w:rPr>
+          <w:rStyle w:val="VerbatimChar"/>
+        </w:rPr>
+        <w:t xml:space="preserve">## 4 0.2399858 0.3505898  0.02292366</w:t>
+      </w:r>
+      <w:r>
+        <w:br/>
+      </w:r>
+      <w:r>
+        <w:rPr>
+          <w:rStyle w:val="VerbatimChar"/>
+        </w:rPr>
+        <w:t xml:space="preserve">## 5 0.1429504 0.3367004 -0.17082088</w:t>
       </w:r>
     </w:p>
     <w:p>
